--- a/report/Copying_the_Senate_Report_V2.docx
+++ b/report/Copying_the_Senate_Report_V2.docx
@@ -1882,7 +1882,7 @@
           <w:sz w:val="22"/>
           <w:szCs w:val="22"/>
         </w:rPr>
-        <w:t xml:space="preserve"> All seven delisted names were taken over, and the large positions in U.S. Steel, ChannelAdvisor and Activision rose on the bids (docs/BLOOMBERG_UPDATE.md), so pricing them raised Series A from 10.81% to 13.41% a year (Appendix D). Filling the gaps with SPY's return (variant V15) is therefore not a conservative bound. Because this change was made after the test half was opened, it is logged as post-unlock correction C1 with every before and after value. The Yahoo-only result is kept as variant V18. No verdict changed.</w:t>
+        <w:t xml:space="preserve"> All seven delisted names were taken over, and the large positions in U.S. Steel, ChannelAdvisor and Activision rose on the bids (docs/archive/BLOOMBERG_UPDATE.md), so pricing them raised Series A from 10.81% to 13.41% a year (Appendix D). Filling the gaps with SPY's return (variant V15) is therefore not a conservative bound. Because this change was made after the test half was opened, it is logged as post-unlock correction C1 with every before and after value. The Yahoo-only result is kept as variant V18. No verdict changed.</w:t>
       </w:r>
     </w:p>
     <w:p>
@@ -15730,7 +15730,7 @@
           <w:sz w:val="17"/>
           <w:szCs w:val="17"/>
         </w:rPr>
-        <w:t xml:space="preserve">The second half barely moves (22.95% to 22.94%) and every registered verdict is unchanged; only the H2 reversal reading moved, from "not reversed" to "partly reversed". Before and after values for every affected number are in docs/DECISIONS.md, "Post-unlock corrections".</w:t>
+        <w:t xml:space="preserve">The second half barely moves (22.95% to 22.94%) and every registered verdict is unchanged; only the H2 reversal reading moved, from "not reversed" to "partly reversed". The design-half statistics move more (Series A from −0.14% to 4.61% a year; H4 from +3.98% to −2.85%), but the predictions were registered on the Yahoo values before the correction and stand unchanged. Every before and after value is in docs/DECISIONS.md, corrections C1 and C2.</w:t>
       </w:r>
     </w:p>
     <w:p>
